--- a/Thesis_Draft_Ch3_4_Bullets.docx
+++ b/Thesis_Draft_Ch3_4_Bullets.docx
@@ -83,6 +83,304 @@
       <w:r>
         <w:t xml:space="preserve">CHAPTER 1: INTRODUCTION</w:t>
       </w:r>
+    </w:p>
+    <w:p w14:paraId="GG0000E">
+      <w:pPr>
+        <w:pStyle w:val="Heading1"/>
+        <w:spacing w:before="320" w:after="120"/>
+      </w:pPr>
+      <w:r>
+        <w:rPr>
+          <w:rFonts w:ascii="Arial" w:hAnsi="Arial" w:cs="Arial"/>
+          <w:sz w:val="32"/>
+          <w:szCs w:val="32"/>
+          <w:b/>
+          <w:bCs/>
+        </w:rPr>
+        <w:t xml:space="preserve">Motivation for Research</w:t>
+      </w:r>
+    </w:p>
+    <w:p w14:paraId="GG0000F">
+      <w:pPr>
+        <w:spacing w:after="60"/>
+      </w:pPr>
+    </w:p>
+    <w:p w14:paraId="GG00010">
+      <w:pPr>
+        <w:pStyle w:val="Heading3"/>
+        <w:spacing w:before="200" w:after="80"/>
+      </w:pPr>
+      <w:r>
+        <w:rPr>
+          <w:rFonts w:ascii="Arial" w:hAnsi="Arial" w:cs="Arial"/>
+          <w:sz w:val="24"/>
+          <w:szCs w:val="24"/>
+          <w:b/>
+          <w:bCs/>
+        </w:rPr>
+        <w:t xml:space="preserve">The Consumer Perspective</w:t>
+      </w:r>
+    </w:p>
+    <w:p w14:paraId="GG00011">
+      <w:pPr>
+        <w:spacing w:after="80"/>
+        <w:ind w:left="720" w:hanging="360"/>
+      </w:pPr>
+      <w:r>
+        <w:rPr>
+          <w:rFonts w:ascii="Arial" w:hAnsi="Arial" w:cs="Arial"/>
+          <w:sz w:val="22"/>
+          <w:szCs w:val="22"/>
+        </w:rPr>
+        <w:t xml:space="preserve">•  </w:t>
+      </w:r>
+      <w:r>
+        <w:rPr>
+          <w:rFonts w:ascii="Arial" w:hAnsi="Arial" w:cs="Arial"/>
+          <w:sz w:val="22"/>
+          <w:szCs w:val="22"/>
+          <w:b/>
+          <w:bCs/>
+        </w:rPr>
+        <w:t xml:space="preserve">Price Disparities: </w:t>
+      </w:r>
+      <w:r>
+        <w:rPr>
+          <w:rFonts w:ascii="Arial" w:hAnsi="Arial" w:cs="Arial"/>
+          <w:sz w:val="22"/>
+          <w:szCs w:val="22"/>
+        </w:rPr>
+        <w:t xml:space="preserve">Identical grocery items routinely carry different prices across platforms and between the sticker tag and the checkout total. What determines the gap between what a retailer displays and what a consumer actually pays?</w:t>
+      </w:r>
+    </w:p>
+    <w:p w14:paraId="GG00012">
+      <w:pPr>
+        <w:spacing w:after="80"/>
+        <w:ind w:left="720" w:hanging="360"/>
+      </w:pPr>
+      <w:r>
+        <w:rPr>
+          <w:rFonts w:ascii="Arial" w:hAnsi="Arial" w:cs="Arial"/>
+          <w:sz w:val="22"/>
+          <w:szCs w:val="22"/>
+        </w:rPr>
+        <w:t xml:space="preserve">•  </w:t>
+      </w:r>
+      <w:r>
+        <w:rPr>
+          <w:rFonts w:ascii="Arial" w:hAnsi="Arial" w:cs="Arial"/>
+          <w:sz w:val="22"/>
+          <w:szCs w:val="22"/>
+          <w:b/>
+          <w:bCs/>
+        </w:rPr>
+        <w:t xml:space="preserve">Perceived Value: </w:t>
+      </w:r>
+      <w:r>
+        <w:rPr>
+          <w:rFonts w:ascii="Arial" w:hAnsi="Arial" w:cs="Arial"/>
+          <w:sz w:val="22"/>
+          <w:szCs w:val="22"/>
+        </w:rPr>
+        <w:t xml:space="preserve">An interest in how promotional framing and product presentation shape a consumer’s willingness to pay — and whether brand premiums visible on the shelf survive into the final transaction.</w:t>
+      </w:r>
+    </w:p>
+    <w:p w14:paraId="GG00013">
+      <w:pPr>
+        <w:pStyle w:val="Heading3"/>
+        <w:spacing w:before="200" w:after="80"/>
+      </w:pPr>
+      <w:r>
+        <w:rPr>
+          <w:rFonts w:ascii="Arial" w:hAnsi="Arial" w:cs="Arial"/>
+          <w:sz w:val="24"/>
+          <w:szCs w:val="24"/>
+          <w:b/>
+          <w:bCs/>
+        </w:rPr>
+        <w:t xml:space="preserve">Career Aspirations</w:t>
+      </w:r>
+    </w:p>
+    <w:p w14:paraId="GG00014">
+      <w:pPr>
+        <w:spacing w:after="80"/>
+        <w:ind w:left="720" w:hanging="360"/>
+      </w:pPr>
+      <w:r>
+        <w:rPr>
+          <w:rFonts w:ascii="Arial" w:hAnsi="Arial" w:cs="Arial"/>
+          <w:sz w:val="22"/>
+          <w:szCs w:val="22"/>
+        </w:rPr>
+        <w:t xml:space="preserve">•  </w:t>
+      </w:r>
+      <w:r>
+        <w:rPr>
+          <w:rFonts w:ascii="Arial" w:hAnsi="Arial" w:cs="Arial"/>
+          <w:sz w:val="22"/>
+          <w:szCs w:val="22"/>
+          <w:b/>
+          <w:bCs/>
+        </w:rPr>
+        <w:t xml:space="preserve">Applied Analytics: </w:t>
+      </w:r>
+      <w:r>
+        <w:rPr>
+          <w:rFonts w:ascii="Arial" w:hAnsi="Arial" w:cs="Arial"/>
+          <w:sz w:val="22"/>
+          <w:szCs w:val="22"/>
+        </w:rPr>
+        <w:t xml:space="preserve">Moving from theoretical coursework to an end-to-end data pipeline: web scraping, NLP-based feature engineering, and econometric modelling on a real market dataset.</w:t>
+      </w:r>
+    </w:p>
+    <w:p w14:paraId="GG00015">
+      <w:pPr>
+        <w:spacing w:after="80"/>
+        <w:ind w:left="720" w:hanging="360"/>
+      </w:pPr>
+      <w:r>
+        <w:rPr>
+          <w:rFonts w:ascii="Arial" w:hAnsi="Arial" w:cs="Arial"/>
+          <w:sz w:val="22"/>
+          <w:szCs w:val="22"/>
+        </w:rPr>
+        <w:t xml:space="preserve">•  </w:t>
+      </w:r>
+      <w:r>
+        <w:rPr>
+          <w:rFonts w:ascii="Arial" w:hAnsi="Arial" w:cs="Arial"/>
+          <w:sz w:val="22"/>
+          <w:szCs w:val="22"/>
+          <w:b/>
+          <w:bCs/>
+        </w:rPr>
+        <w:t xml:space="preserve">Price Decomposition as Problem-Solving: </w:t>
+      </w:r>
+      <w:r>
+        <w:rPr>
+          <w:rFonts w:ascii="Arial" w:hAnsi="Arial" w:cs="Arial"/>
+          <w:sz w:val="22"/>
+          <w:szCs w:val="22"/>
+        </w:rPr>
+        <w:t xml:space="preserve">The challenge of “reverse-engineering” an observed price into its constituent attribute values — brand, origin, health claim, packaging — using regression analysis.</w:t>
+      </w:r>
+    </w:p>
+    <w:p w14:paraId="GG00016">
+      <w:pPr>
+        <w:pStyle w:val="Heading3"/>
+        <w:spacing w:before="200" w:after="80"/>
+      </w:pPr>
+      <w:r>
+        <w:rPr>
+          <w:rFonts w:ascii="Arial" w:hAnsi="Arial" w:cs="Arial"/>
+          <w:sz w:val="24"/>
+          <w:szCs w:val="24"/>
+          <w:b/>
+          <w:bCs/>
+        </w:rPr>
+        <w:t xml:space="preserve">Expected Relevance to Daily Grocery Decisions</w:t>
+      </w:r>
+    </w:p>
+    <w:p w14:paraId="GG00017">
+      <w:pPr>
+        <w:spacing w:after="80"/>
+        <w:ind w:left="720" w:hanging="360"/>
+      </w:pPr>
+      <w:r>
+        <w:rPr>
+          <w:rFonts w:ascii="Arial" w:hAnsi="Arial" w:cs="Arial"/>
+          <w:sz w:val="22"/>
+          <w:szCs w:val="22"/>
+        </w:rPr>
+        <w:t xml:space="preserve">•  </w:t>
+      </w:r>
+      <w:r>
+        <w:rPr>
+          <w:rFonts w:ascii="Arial" w:hAnsi="Arial" w:cs="Arial"/>
+          <w:sz w:val="22"/>
+          <w:szCs w:val="22"/>
+          <w:b/>
+          <w:bCs/>
+        </w:rPr>
+        <w:t xml:space="preserve">Informed Spending: </w:t>
+      </w:r>
+      <w:r>
+        <w:rPr>
+          <w:rFonts w:ascii="Arial" w:hAnsi="Arial" w:cs="Arial"/>
+          <w:sz w:val="22"/>
+          <w:szCs w:val="22"/>
+        </w:rPr>
+        <w:t xml:space="preserve">If the analysis can show which product attributes genuinely cost more at checkout versus which are marked up on the sticker only to be discounted away, a consumer can distinguish real premiums from promotional theatre — for instance, knowing whether the extra cost of an imported or organic label actually reaches the till, or whether promotions effectively neutralise it.</w:t>
+      </w:r>
+    </w:p>
+    <w:p w14:paraId="GG00018">
+      <w:pPr>
+        <w:spacing w:after="80"/>
+        <w:ind w:left="720" w:hanging="360"/>
+      </w:pPr>
+      <w:r>
+        <w:rPr>
+          <w:rFonts w:ascii="Arial" w:hAnsi="Arial" w:cs="Arial"/>
+          <w:sz w:val="22"/>
+          <w:szCs w:val="22"/>
+        </w:rPr>
+        <w:t xml:space="preserve">•  </w:t>
+      </w:r>
+      <w:r>
+        <w:rPr>
+          <w:rFonts w:ascii="Arial" w:hAnsi="Arial" w:cs="Arial"/>
+          <w:sz w:val="22"/>
+          <w:szCs w:val="22"/>
+          <w:b/>
+          <w:bCs/>
+        </w:rPr>
+        <w:t xml:space="preserve">Navigating Promotions: </w:t>
+      </w:r>
+      <w:r>
+        <w:rPr>
+          <w:rFonts w:ascii="Arial" w:hAnsi="Arial" w:cs="Arial"/>
+          <w:sz w:val="22"/>
+          <w:szCs w:val="22"/>
+        </w:rPr>
+        <w:t xml:space="preserve">With promotion rates as high as 92.7% in categories like Dairy, discounts are arguably the default pricing regime rather than a temporary event. Understanding which premiums survive this regime helps everyday shoppers evaluate whether a “sale” price is a genuine saving or simply the normal price dressed in promotional framing.</w:t>
+      </w:r>
+    </w:p>
+    <w:p w14:paraId="GG00019">
+      <w:pPr>
+        <w:spacing w:after="80"/>
+        <w:ind w:left="720" w:hanging="360"/>
+      </w:pPr>
+      <w:r>
+        <w:rPr>
+          <w:rFonts w:ascii="Arial" w:hAnsi="Arial" w:cs="Arial"/>
+          <w:sz w:val="22"/>
+          <w:szCs w:val="22"/>
+        </w:rPr>
+        <w:t xml:space="preserve">•  </w:t>
+      </w:r>
+      <w:r>
+        <w:rPr>
+          <w:rFonts w:ascii="Arial" w:hAnsi="Arial" w:cs="Arial"/>
+          <w:sz w:val="22"/>
+          <w:szCs w:val="22"/>
+          <w:b/>
+          <w:bCs/>
+        </w:rPr>
+        <w:t xml:space="preserve">Budget Allocation: </w:t>
+      </w:r>
+      <w:r>
+        <w:rPr>
+          <w:rFonts w:ascii="Arial" w:hAnsi="Arial" w:cs="Arial"/>
+          <w:sz w:val="22"/>
+          <w:szCs w:val="22"/>
+        </w:rPr>
+        <w:t xml:space="preserve">Knowing that price-tier positioning (budget vs. premium) persists through discounting while brand-name premiums are largely eroded suggests that the single most consequential choice in a grocery basket is not which brand to buy, but which price tier to shop in — a practical insight for household budgeting.</w:t>
+      </w:r>
+    </w:p>
+    <w:p w14:paraId="GG0001A">
+      <w:pPr>
+        <w:spacing w:after="60"/>
+      </w:pPr>
     </w:p>
     <w:p>
       <w:pPr>

--- a/Thesis_Draft_Ch3_4_Bullets.docx
+++ b/Thesis_Draft_Ch3_4_Bullets.docx
@@ -613,7 +613,7 @@
         <w:pStyle w:val="Heading2"/>
       </w:pPr>
       <w:r>
-        <w:t xml:space="preserve">1.4 Contribution and thesis structure</w:t>
+        <w:t>1.4 Contribution</w:t>
       </w:r>
     </w:p>
     <w:p>

--- a/Thesis_Draft_Ch3_4_Bullets.docx
+++ b/Thesis_Draft_Ch3_4_Bullets.docx
@@ -563,7 +563,7 @@
           <w:sz w:val="22"/>
           <w:szCs w:val="22"/>
         </w:rPr>
-        <w:t xml:space="preserve">1.3.2 Feature extraction: NLP-based extraction of 9 product attributes from product names. Validated against manual coding on a 100-product subset (see §3.3).</w:t>
+        <w:t>1.3.2 Feature extraction: NLP-based extraction of 9 product attributes from product names. Validated against manual coding on a 100-product subset (see §4.3).</w:t>
       </w:r>
     </w:p>
     <w:p>
@@ -669,7 +669,7 @@
           <w:sz w:val="22"/>
           <w:szCs w:val="22"/>
         </w:rPr>
-        <w:t xml:space="preserve">1.4.4 Thesis structure: Ch 2 (lit review) → Ch 3 (data &amp; methods) → Ch 4 (results &amp; discussion) → Ch 5 (conclusion).</w:t>
+        <w:t>1.4.4 Thesis structure: Ch 2 (lit review) → Ch 3 (methodology) → Ch 4 (empirical application) → Ch 5 (conclusions &amp; recommendations).</w:t>
       </w:r>
     </w:p>
     <w:p>
@@ -1210,7 +1210,7 @@
         <w:pStyle w:val="Heading1"/>
       </w:pPr>
       <w:r>
-        <w:t xml:space="preserve">CHAPTER 3: DATA AND METHODS</w:t>
+        <w:t>CHAPTER 3: METHODOLOGY</w:t>
       </w:r>
     </w:p>
     <w:p>
@@ -1233,7 +1233,7 @@
         <w:pStyle w:val="Heading2"/>
       </w:pPr>
       <w:r>
-        <w:t xml:space="preserve">3.1 Data Collection and Single-Retailer Design</w:t>
+        <w:t>4.1 Data Source, Collection, and Single-Retailer Design</w:t>
       </w:r>
     </w:p>
     <w:p>
@@ -1326,7 +1326,7 @@
         <w:pStyle w:val="Heading2"/>
       </w:pPr>
       <w:r>
-        <w:t xml:space="preserve">3.2 Data Limitations and Coverage</w:t>
+        <w:t>4.2 Data Limitations and Coverage</w:t>
       </w:r>
     </w:p>
     <w:p>
@@ -1419,7 +1419,7 @@
         <w:pStyle w:val="Heading2"/>
       </w:pPr>
       <w:r>
-        <w:t xml:space="preserve">3.3 NLP Feature Extraction</w:t>
+        <w:t>4.3 Variable Definitions and Descriptive Statistics</w:t>
       </w:r>
     </w:p>
     <w:p>
@@ -1563,7 +1563,7 @@
         <w:pStyle w:val="Heading2"/>
       </w:pPr>
       <w:r>
-        <w:t xml:space="preserve">3.4 Brand Positioning Typology and Dummy Hierarchy</w:t>
+        <w:t>3.4 Feature Extraction and Brand Positioning Typology</w:t>
       </w:r>
     </w:p>
     <w:p>
@@ -1656,7 +1656,7 @@
         <w:pStyle w:val="Heading2"/>
       </w:pPr>
       <w:r>
-        <w:t xml:space="preserve">3.5 Hedonic Specification</w:t>
+        <w:t>3.2 Functional Form and Estimation Strategy</w:t>
       </w:r>
     </w:p>
     <w:p>
@@ -1732,7 +1732,7 @@
         <w:pStyle w:val="Heading2"/>
       </w:pPr>
       <w:r>
-        <w:t xml:space="preserve">3.6 Dual-Price Design</w:t>
+        <w:t>3.3 Dual-Price Design</w:t>
       </w:r>
     </w:p>
     <w:p>
@@ -1813,7 +1813,7 @@
         <w:pStyle w:val="Heading1"/>
       </w:pPr>
       <w:r>
-        <w:t xml:space="preserve">CHAPTER 4: RESULTS AND DISCUSSION</w:t>
+        <w:t>CHAPTER 4: EMPIRICAL APPLICATION</w:t>
       </w:r>
     </w:p>
     <w:p>
@@ -1836,7 +1836,7 @@
         <w:pStyle w:val="Heading2"/>
       </w:pPr>
       <w:r>
-        <w:t xml:space="preserve">4.1 Descriptive Statistics</w:t>
+        <w:t>4.3 Variable Definitions and Descriptive Statistics</w:t>
       </w:r>
     </w:p>
     <w:p>
@@ -1929,7 +1929,7 @@
         <w:pStyle w:val="Heading2"/>
       </w:pPr>
       <w:r>
-        <w:t xml:space="preserve">4.2 Pooled Hedonic Regression</w:t>
+        <w:t>4.4 Pooled Hedonic Regression Results</w:t>
       </w:r>
     </w:p>
     <w:p>
@@ -2056,7 +2056,7 @@
         <w:pStyle w:val="Heading2"/>
       </w:pPr>
       <w:r>
-        <w:t xml:space="preserve">4.3 Per-Category Heterogeneity</w:t>
+        <w:t>4.5 Per-Category Heterogeneity</w:t>
       </w:r>
     </w:p>
     <w:p>
@@ -2149,7 +2149,7 @@
         <w:pStyle w:val="Heading2"/>
       </w:pPr>
       <w:r>
-        <w:t xml:space="preserve">4.4 Promotional Erosion Analysis — The Key Finding</w:t>
+        <w:t>4.6 Promotional Erosion Analysis — The Key Finding</w:t>
       </w:r>
     </w:p>
     <w:p>
@@ -2276,7 +2276,7 @@
         <w:pStyle w:val="Heading2"/>
       </w:pPr>
       <w:r>
-        <w:t xml:space="preserve">4.5 Diagnostics and Robustness</w:t>
+        <w:t>4.7 Diagnostics and Robustness</w:t>
       </w:r>
     </w:p>
     <w:p>
@@ -2386,7 +2386,7 @@
         <w:pStyle w:val="Heading2"/>
       </w:pPr>
       <w:r>
-        <w:t xml:space="preserve">4.6 Discussion</w:t>
+        <w:t>5.1 Discussion</w:t>
       </w:r>
     </w:p>
     <w:p>
@@ -2496,7 +2496,7 @@
         <w:pStyle w:val="Heading2"/>
       </w:pPr>
       <w:r>
-        <w:t xml:space="preserve">4.7 Limitations</w:t>
+        <w:t>5.3 Limitations</w:t>
       </w:r>
     </w:p>
     <w:p>

--- a/Thesis_Draft_Ch3_4_Bullets.docx
+++ b/Thesis_Draft_Ch3_4_Bullets.docx
@@ -1233,92 +1233,58 @@
         <w:pStyle w:val="Heading2"/>
       </w:pPr>
       <w:r>
-        <w:t>4.1 Data Source, Collection, and Single-Retailer Design</w:t>
-      </w:r>
-    </w:p>
-    <w:p>
-      <w:pPr>
-        <w:pStyle w:val="ListParagraph"/>
-        <w:numPr>
-          <w:ilvl w:val="0"/>
-          <w:numId w:val="2"/>
-        </w:numPr>
-        <w:spacing w:after="80"/>
-      </w:pPr>
-      <w:r>
-        <w:rPr>
-          <w:sz w:val="22"/>
-          <w:szCs w:val="22"/>
-        </w:rPr>
-        <w:t xml:space="preserve">Source: Winmart.vn (Masan Group) — Vietnam’s largest modern grocery chain, mid-market positioning</w:t>
-      </w:r>
-    </w:p>
-    <w:p>
-      <w:pPr>
-        <w:pStyle w:val="ListParagraph"/>
-        <w:numPr>
-          <w:ilvl w:val="0"/>
-          <w:numId w:val="2"/>
-        </w:numPr>
-        <w:spacing w:after="80"/>
-      </w:pPr>
-      <w:r>
-        <w:rPr>
-          <w:sz w:val="22"/>
-          <w:szCs w:val="22"/>
-        </w:rPr>
-        <w:t xml:space="preserve">15 automated robots triggered daily via HTTP PUT; raw JSON → deduplication → standardized CSV</w:t>
-      </w:r>
-    </w:p>
-    <w:p>
-      <w:pPr>
-        <w:pStyle w:val="ListParagraph"/>
-        <w:numPr>
-          <w:ilvl w:val="0"/>
-          <w:numId w:val="2"/>
-        </w:numPr>
-        <w:spacing w:after="80"/>
-      </w:pPr>
-      <w:r>
-        <w:rPr>
-          <w:sz w:val="22"/>
-          <w:szCs w:val="22"/>
-        </w:rPr>
-        <w:t xml:space="preserve">Coverage: 10 parent categories, 40 subcategories, 2,286 unique products, 88 observation days (Dec 18, 2025 – mid-Mar 2026)</w:t>
-      </w:r>
-    </w:p>
-    <w:p>
-      <w:pPr>
-        <w:pStyle w:val="ListParagraph"/>
-        <w:numPr>
-          <w:ilvl w:val="0"/>
-          <w:numId w:val="2"/>
-        </w:numPr>
-        <w:spacing w:after="80"/>
-      </w:pPr>
-      <w:r>
-        <w:rPr>
-          <w:sz w:val="22"/>
-          <w:szCs w:val="22"/>
-        </w:rPr>
-        <w:t xml:space="preserve">Dual-price structure: marked_price (sticker) and final_price (checkout) captured per product per day; gap = observable promotional discount</w:t>
-      </w:r>
-    </w:p>
-    <w:p>
-      <w:pPr>
-        <w:pStyle w:val="ListParagraph"/>
-        <w:numPr>
-          <w:ilvl w:val="0"/>
-          <w:numId w:val="2"/>
-        </w:numPr>
-        <w:spacing w:after="80"/>
-      </w:pPr>
-      <w:r>
-        <w:rPr>
-          <w:sz w:val="22"/>
-          <w:szCs w:val="22"/>
-        </w:rPr>
-        <w:t xml:space="preserve">Single-retailer design: controls platform-level pricing, promotional calendar, logistics confounds; deliberate choice, not limitation (Schipmann &amp; Qaim, 2011)</w:t>
+        <w:t>3.1 Method Justification</w:t>
+      </w:r>
+    </w:p>
+    <w:p>
+      <w:pPr>
+        <w:pStyle w:val="ListParagraph"/>
+        <w:numPr>
+          <w:ilvl w:val="0"/>
+          <w:numId w:val="2"/>
+        </w:numPr>
+        <w:spacing w:after="80"/>
+      </w:pPr>
+      <w:r>
+        <w:rPr>
+          <w:sz w:val="22"/>
+          <w:szCs w:val="22"/>
+        </w:rPr>
+        <w:t xml:space="preserve">Hedonic price regression (Rosen 1974, Lancaster 1966): standard tool for decomposing prices into attribute contributions in differentiated product markets (Costanigro &amp; McCluskey 2011, Malpezzi 2002); first-stage estimation only</w:t>
+      </w:r>
+    </w:p>
+    <w:p>
+      <w:pPr>
+        <w:pStyle w:val="ListParagraph"/>
+        <w:numPr>
+          <w:ilvl w:val="0"/>
+          <w:numId w:val="2"/>
+        </w:numPr>
+        <w:spacing w:after="80"/>
+      </w:pPr>
+      <w:r>
+        <w:rPr>
+          <w:sz w:val="22"/>
+          <w:szCs w:val="22"/>
+        </w:rPr>
+        <w:t xml:space="preserve">Why not discrete choice models: Discrete choice models (such as multinomial logit or mixed logit) estimate how consumers choose between competing products by modeling the probability of selecting one product over another, recovering willingness-to-pay from choice probabilities. They require data on actual consumer purchases or stated preferences. Web-scraped price data contains only listed prices — no choices, quantities, or market shares. The RQ concerns price architecture, not consumer preferences</w:t>
+      </w:r>
+    </w:p>
+    <w:p>
+      <w:pPr>
+        <w:pStyle w:val="ListParagraph"/>
+        <w:numPr>
+          <w:ilvl w:val="0"/>
+          <w:numId w:val="2"/>
+        </w:numPr>
+        <w:spacing w:after="80"/>
+      </w:pPr>
+      <w:r>
+        <w:rPr>
+          <w:sz w:val="22"/>
+          <w:szCs w:val="22"/>
+        </w:rPr>
+        <w:t xml:space="preserve">Why not machine learning: Machine learning methods (random forests, gradient boosting) are prediction algorithms that learn complex patterns but function as “black boxes” — they do not produce interpretable signed coefficients. The erosion metric requires comparing coefficient magnitudes across two specifications, which needs stable parametric interpretation that ML methods do not provide. ML was used only supplementarily (decision tree for brand typology validation)</w:t>
       </w:r>
     </w:p>
     <w:p>
@@ -1326,92 +1292,126 @@
         <w:pStyle w:val="Heading2"/>
       </w:pPr>
       <w:r>
-        <w:t>4.2 Data Limitations and Coverage</w:t>
-      </w:r>
-    </w:p>
-    <w:p>
-      <w:pPr>
-        <w:pStyle w:val="ListParagraph"/>
-        <w:numPr>
-          <w:ilvl w:val="0"/>
-          <w:numId w:val="2"/>
-        </w:numPr>
-        <w:spacing w:after="80"/>
-      </w:pPr>
-      <w:r>
-        <w:rPr>
-          <w:sz w:val="22"/>
-          <w:szCs w:val="22"/>
-        </w:rPr>
-        <w:t xml:space="preserve">Confectionary: 46-day cold start (added Feb 2, 2026); excluded from full-window temporal analyses; cross-sectional hedonic still valid via days_observed control</w:t>
-      </w:r>
-    </w:p>
-    <w:p>
-      <w:pPr>
-        <w:pStyle w:val="ListParagraph"/>
-        <w:numPr>
-          <w:ilvl w:val="0"/>
-          <w:numId w:val="2"/>
-        </w:numPr>
-        <w:spacing w:after="80"/>
-      </w:pPr>
-      <w:r>
-        <w:rPr>
-          <w:sz w:val="22"/>
-          <w:szCs w:val="22"/>
-        </w:rPr>
-        <w:t xml:space="preserve">Instant_food: 18-day Tet gap (Jan 31 – Feb 18); chain-linked index bridges gap but masks Tet-period pricing; no Tet claims for this category</w:t>
-      </w:r>
-    </w:p>
-    <w:p>
-      <w:pPr>
-        <w:pStyle w:val="ListParagraph"/>
-        <w:numPr>
-          <w:ilvl w:val="0"/>
-          <w:numId w:val="2"/>
-        </w:numPr>
-        <w:spacing w:after="80"/>
-      </w:pPr>
-      <w:r>
-        <w:rPr>
-          <w:sz w:val="22"/>
-          <w:szCs w:val="22"/>
-        </w:rPr>
-        <w:t xml:space="preserve">No formal Tet event study: the two most Tet-sensitive categories have incomplete data → would be indefensible</w:t>
-      </w:r>
-    </w:p>
-    <w:p>
-      <w:pPr>
-        <w:pStyle w:val="ListParagraph"/>
-        <w:numPr>
-          <w:ilvl w:val="0"/>
-          <w:numId w:val="2"/>
-        </w:numPr>
-        <w:spacing w:after="80"/>
-      </w:pPr>
-      <w:r>
-        <w:rPr>
-          <w:sz w:val="22"/>
-          <w:szCs w:val="22"/>
-        </w:rPr>
-        <w:t xml:space="preserve">Dynamic catalog: sparse product filter (days_observed ≥ 7) removes 83 products (3.6%); effective sample ≈ 2,203</w:t>
-      </w:r>
-    </w:p>
-    <w:p>
-      <w:pPr>
-        <w:pStyle w:val="ListParagraph"/>
-        <w:numPr>
-          <w:ilvl w:val="0"/>
-          <w:numId w:val="2"/>
-        </w:numPr>
-        <w:spacing w:after="80"/>
-      </w:pPr>
-      <w:r>
-        <w:rPr>
-          <w:sz w:val="22"/>
-          <w:szCs w:val="22"/>
-        </w:rPr>
-        <w:t xml:space="preserve">No transaction volumes: listed prices only; cannot compute demand elasticities or sales-weighted indices</w:t>
+        <w:t>3.2 Functional Form and Estimation Strategy</w:t>
+      </w:r>
+    </w:p>
+    <w:p>
+      <w:pPr>
+        <w:pStyle w:val="ListParagraph"/>
+        <w:numPr>
+          <w:ilvl w:val="0"/>
+          <w:numId w:val="2"/>
+        </w:numPr>
+        <w:spacing w:after="80"/>
+      </w:pPr>
+      <w:r>
+        <w:rPr>
+          <w:sz w:val="22"/>
+          <w:szCs w:val="22"/>
+        </w:rPr>
+        <w:t xml:space="preserve">DV: ln(price per 100g) for solids, ln(price per 100ml) for liquids — standardized unit pricing removes mechanical pack-size effects</w:t>
+      </w:r>
+    </w:p>
+    <w:p>
+      <w:pPr>
+        <w:pStyle w:val="ListParagraph"/>
+        <w:numPr>
+          <w:ilvl w:val="0"/>
+          <w:numId w:val="2"/>
+        </w:numPr>
+        <w:spacing w:after="80"/>
+      </w:pPr>
+      <w:r>
+        <w:rPr>
+          <w:sz w:val="22"/>
+          <w:szCs w:val="22"/>
+        </w:rPr>
+        <w:t xml:space="preserve">Model: ln(P/unit) = α + β1·is_branded + β2·is_premium + β3·is_high_recognition + β4·is_import + β5·is_house_brand + β6·ln(pack_size) + β7·pack_count + β8·has_health_claim + β9·has_freshness_claim + β10·name_length + γ·subcategory_FE + ε</w:t>
+      </w:r>
+    </w:p>
+    <w:p>
+      <w:pPr>
+        <w:pStyle w:val="ListParagraph"/>
+        <w:numPr>
+          <w:ilvl w:val="0"/>
+          <w:numId w:val="2"/>
+        </w:numPr>
+        <w:spacing w:after="80"/>
+      </w:pPr>
+      <w:r>
+        <w:rPr>
+          <w:sz w:val="22"/>
+          <w:szCs w:val="22"/>
+        </w:rPr>
+        <w:t xml:space="preserve">Estimation: pooled OLS, cluster-robust SE at subcategory level (40 clusters); Breusch-Pagan rejects homoskedasticity (p&lt;0.01)</w:t>
+      </w:r>
+    </w:p>
+    <w:p>
+      <w:pPr>
+        <w:pStyle w:val="ListParagraph"/>
+        <w:numPr>
+          <w:ilvl w:val="0"/>
+          <w:numId w:val="2"/>
+        </w:numPr>
+        <w:spacing w:after="80"/>
+      </w:pPr>
+      <w:r>
+        <w:rPr>
+          <w:sz w:val="22"/>
+          <w:szCs w:val="22"/>
+        </w:rPr>
+        <w:t xml:space="preserve">Effective sample: ~2,203 products; 40 subcategory FE absorb mean price differences</w:t>
+      </w:r>
+    </w:p>
+    <w:p>
+      <w:pPr>
+        <w:pStyle w:val="ListParagraph"/>
+        <w:numPr>
+          <w:ilvl w:val="0"/>
+          <w:numId w:val="2"/>
+        </w:numPr>
+        <w:spacing w:after="80"/>
+      </w:pPr>
+      <w:r>
+        <w:rPr>
+          <w:sz w:val="22"/>
+          <w:szCs w:val="22"/>
+        </w:rPr>
+        <w:t xml:space="preserve">Why not Box-Cox transformation: The Box-Cox transformation is a family of power transformations that lets the data choose between linear and log-linear functional forms by estimating a parameter λ (lambda). If λ differs between the marked-price and final-price specifications, coefficients are on different scales — breaking the erosion comparison. It also loses the intuitive percentage-premium interpretation of log-linear coefficients</w:t>
+      </w:r>
+    </w:p>
+    <w:p>
+      <w:pPr>
+        <w:pStyle w:val="ListParagraph"/>
+        <w:numPr>
+          <w:ilvl w:val="0"/>
+          <w:numId w:val="2"/>
+        </w:numPr>
+        <w:spacing w:after="80"/>
+      </w:pPr>
+      <w:r>
+        <w:rPr>
+          <w:sz w:val="22"/>
+          <w:szCs w:val="22"/>
+        </w:rPr>
+        <w:t xml:space="preserve">Why not quantile regression: Quantile regression estimates relationships at different points of the price distribution (e.g., whether brand premiums are larger for expensive products than cheap ones), unlike OLS which estimates the conditional mean. However, the RQ concerns the average premium and its erosion between two price measures, not distributional heterogeneity. The dual-price design already provides a richer comparison than single-price quantile analysis</w:t>
+      </w:r>
+    </w:p>
+    <w:p>
+      <w:pPr>
+        <w:pStyle w:val="ListParagraph"/>
+        <w:numPr>
+          <w:ilvl w:val="0"/>
+          <w:numId w:val="2"/>
+        </w:numPr>
+        <w:spacing w:after="80"/>
+      </w:pPr>
+      <w:r>
+        <w:rPr>
+          <w:sz w:val="22"/>
+          <w:szCs w:val="22"/>
+        </w:rPr>
+        <w:t xml:space="preserve">Why not panel fixed/random effects: Panel methods track the same units over time and control for all time-invariant characteristics of each product. But time-invariant attributes (brand, origin, health claims) are precisely what the hedonic model aims to estimate — product-level FE would absorb the very variation the RQ seeks to explain. The cross-sectional design is the appropriate framework</w:t>
       </w:r>
     </w:p>
     <w:p>
@@ -1419,143 +1419,109 @@
         <w:pStyle w:val="Heading2"/>
       </w:pPr>
       <w:r>
-        <w:t>4.3 Variable Definitions and Descriptive Statistics</w:t>
-      </w:r>
-    </w:p>
-    <w:p>
-      <w:pPr>
-        <w:pStyle w:val="ListParagraph"/>
-        <w:numPr>
-          <w:ilvl w:val="0"/>
-          <w:numId w:val="2"/>
-        </w:numPr>
-        <w:spacing w:after="80"/>
-      </w:pPr>
-      <w:r>
-        <w:rPr>
-          <w:sz w:val="22"/>
-          <w:szCs w:val="22"/>
-        </w:rPr>
-        <w:t xml:space="preserve">9 features extracted via substring matching, regex, and keyword dictionaries from Vietnamese product names (src/nlp_features.py, 865 lines)</w:t>
-      </w:r>
-    </w:p>
-    <w:p>
-      <w:pPr>
-        <w:pStyle w:val="ListParagraph"/>
-        <w:numPr>
-          <w:ilvl w:val="0"/>
-          <w:numId w:val="2"/>
-        </w:numPr>
-        <w:spacing w:after="80"/>
-      </w:pPr>
-      <w:r>
-        <w:rPr>
-          <w:sz w:val="22"/>
-          <w:szCs w:val="22"/>
-        </w:rPr>
-        <w:t xml:space="preserve">is_branded: 310+ brand keywords → 1,581 branded (69.2%), 705 unbranded (30.8%)</w:t>
-      </w:r>
-    </w:p>
-    <w:p>
-      <w:pPr>
-        <w:pStyle w:val="ListParagraph"/>
-        <w:numPr>
-          <w:ilvl w:val="0"/>
-          <w:numId w:val="2"/>
-        </w:numPr>
-        <w:spacing w:after="80"/>
-      </w:pPr>
-      <w:r>
-        <w:rPr>
-          <w:sz w:val="22"/>
-          <w:szCs w:val="22"/>
-        </w:rPr>
-        <w:t xml:space="preserve">is_premium: branded AND above subcategory median final price → 452 products (19.8%)</w:t>
-      </w:r>
-    </w:p>
-    <w:p>
-      <w:pPr>
-        <w:pStyle w:val="ListParagraph"/>
-        <w:numPr>
-          <w:ilvl w:val="0"/>
-          <w:numId w:val="2"/>
-        </w:numPr>
-        <w:spacing w:after="80"/>
-      </w:pPr>
-      <w:r>
-        <w:rPr>
-          <w:sz w:val="22"/>
-          <w:szCs w:val="22"/>
-        </w:rPr>
-        <w:t xml:space="preserve">is_high_recognition: curated national-distribution brands (Vinamilk, Masan, Ajinomoto, etc.) → 709 products (31.0%)</w:t>
-      </w:r>
-    </w:p>
-    <w:p>
-      <w:pPr>
-        <w:pStyle w:val="ListParagraph"/>
-        <w:numPr>
-          <w:ilvl w:val="0"/>
-          <w:numId w:val="2"/>
-        </w:numPr>
-        <w:spacing w:after="80"/>
-      </w:pPr>
-      <w:r>
-        <w:rPr>
-          <w:sz w:val="22"/>
-          <w:szCs w:val="22"/>
-        </w:rPr>
-        <w:t xml:space="preserve">is_import: country-of-origin keywords in product names → 98 products (4.3%), concentrated in Fresh Produce (13.4%)</w:t>
-      </w:r>
-    </w:p>
-    <w:p>
-      <w:pPr>
-        <w:pStyle w:val="ListParagraph"/>
-        <w:numPr>
-          <w:ilvl w:val="0"/>
-          <w:numId w:val="2"/>
-        </w:numPr>
-        <w:spacing w:after="80"/>
-      </w:pPr>
-      <w:r>
-        <w:rPr>
-          <w:sz w:val="22"/>
-          <w:szCs w:val="22"/>
-        </w:rPr>
-        <w:t xml:space="preserve">is_house_brand: WinEco/WinMart private-label → 21 products (0.9%); most dramatic dual-price divergence despite small N</w:t>
-      </w:r>
-    </w:p>
-    <w:p>
-      <w:pPr>
-        <w:pStyle w:val="ListParagraph"/>
-        <w:numPr>
-          <w:ilvl w:val="0"/>
-          <w:numId w:val="2"/>
-        </w:numPr>
-        <w:spacing w:after="80"/>
-      </w:pPr>
-      <w:r>
-        <w:rPr>
-          <w:sz w:val="22"/>
-          <w:szCs w:val="22"/>
-        </w:rPr>
-        <w:t xml:space="preserve">has_health_claim / has_freshness_claim: credence keyword detection → 122 (5.3%) and 154 (6.7%) respectively</w:t>
-      </w:r>
-    </w:p>
-    <w:p>
-      <w:pPr>
-        <w:pStyle w:val="ListParagraph"/>
-        <w:numPr>
-          <w:ilvl w:val="0"/>
-          <w:numId w:val="2"/>
-        </w:numPr>
-        <w:spacing w:after="80"/>
-      </w:pPr>
-      <w:r>
-        <w:rPr>
-          <w:sz w:val="22"/>
-          <w:szCs w:val="22"/>
-        </w:rPr>
-        <w:t xml:space="preserve">ln_pack_size / pack_count: regex weight/volume extraction + multi-pack detection; log-transformed for economies of scale</w:t>
+        <w:t>3.3 Dual-Price Design</w:t>
+      </w:r>
+    </w:p>
+    <w:p>
+      <w:pPr>
+        <w:pStyle w:val="ListParagraph"/>
+        <w:numPr>
+          <w:ilvl w:val="0"/>
+          <w:numId w:val="2"/>
+        </w:numPr>
+        <w:spacing w:after="80"/>
+      </w:pPr>
+      <w:r>
+        <w:rPr>
+          <w:sz w:val="22"/>
+          <w:szCs w:val="22"/>
+        </w:rPr>
+        <w:t xml:space="preserve">Same specification estimated twice: Spec A (ln marked_price/unit) vs. Spec B (ln final_price/unit)</w:t>
+      </w:r>
+    </w:p>
+    <w:p>
+      <w:pPr>
+        <w:pStyle w:val="ListParagraph"/>
+        <w:numPr>
+          <w:ilvl w:val="0"/>
+          <w:numId w:val="2"/>
+        </w:numPr>
+        <w:spacing w:after="80"/>
+      </w:pPr>
+      <w:r>
+        <w:rPr>
+          <w:sz w:val="22"/>
+          <w:szCs w:val="22"/>
+        </w:rPr>
+        <w:t xml:space="preserve">If coefficient shrinks A→B: promotional erosion. If stable: premium survives. If grows: promotions amplify advantage</w:t>
+      </w:r>
+    </w:p>
+    <w:p>
+      <w:pPr>
+        <w:pStyle w:val="ListParagraph"/>
+        <w:numPr>
+          <w:ilvl w:val="0"/>
+          <w:numId w:val="2"/>
+        </w:numPr>
+        <w:spacing w:after="80"/>
+      </w:pPr>
+      <w:r>
+        <w:rPr>
+          <w:sz w:val="22"/>
+          <w:szCs w:val="22"/>
+        </w:rPr>
+        <w:t xml:space="preserve">Erosion metric: pct_erosion = (β_marked – β_final) / β_marked × 100</w:t>
+      </w:r>
+    </w:p>
+    <w:p>
+      <w:pPr>
+        <w:pStyle w:val="ListParagraph"/>
+        <w:numPr>
+          <w:ilvl w:val="0"/>
+          <w:numId w:val="2"/>
+        </w:numPr>
+        <w:spacing w:after="80"/>
+      </w:pPr>
+      <w:r>
+        <w:rPr>
+          <w:sz w:val="22"/>
+          <w:szCs w:val="22"/>
+        </w:rPr>
+        <w:t xml:space="preserve">Descriptive framing: documents price architecture, not causal mechanism (Varian 1997: versioning = strategic retailer choice)</w:t>
+      </w:r>
+    </w:p>
+    <w:p>
+      <w:pPr>
+        <w:pStyle w:val="ListParagraph"/>
+        <w:numPr>
+          <w:ilvl w:val="0"/>
+          <w:numId w:val="2"/>
+        </w:numPr>
+        <w:spacing w:after="80"/>
+      </w:pPr>
+      <w:r>
+        <w:rPr>
+          <w:sz w:val="22"/>
+          <w:szCs w:val="22"/>
+        </w:rPr>
+        <w:t xml:space="preserve">Why not single-price hedonic: A conventional hedonic model uses only one price measure (typically the checkout price). It would recover checkout-stage premiums but provide no information about whether those premiums differ from the sticker price. The central finding of this thesis depends on comparing coefficients across both specifications</w:t>
+      </w:r>
+    </w:p>
+    <w:p>
+      <w:pPr>
+        <w:pStyle w:val="ListParagraph"/>
+        <w:numPr>
+          <w:ilvl w:val="0"/>
+          <w:numId w:val="2"/>
+        </w:numPr>
+        <w:spacing w:after="80"/>
+      </w:pPr>
+      <w:r>
+        <w:rPr>
+          <w:sz w:val="22"/>
+          <w:szCs w:val="22"/>
+        </w:rPr>
+        <w:t xml:space="preserve">Why not difference-in-differences: DiD is a causal inference method that estimates treatment effects by comparing changes over time in a treated group versus an untreated control group. It requires a clearly defined treatment event and valid control group. Winmart promotions are applied continuously and heterogeneously — no identifiable before/after boundary exists. The dual-price design achieves a conceptually similar comparison within a cross-sectional framework</w:t>
       </w:r>
     </w:p>
     <w:p>
@@ -1656,151 +1622,75 @@
         <w:pStyle w:val="Heading2"/>
       </w:pPr>
       <w:r>
-        <w:t>3.2 Functional Form and Estimation Strategy</w:t>
-      </w:r>
-    </w:p>
-    <w:p>
-      <w:pPr>
-        <w:pStyle w:val="ListParagraph"/>
-        <w:numPr>
-          <w:ilvl w:val="0"/>
-          <w:numId w:val="2"/>
-        </w:numPr>
-        <w:spacing w:after="80"/>
-      </w:pPr>
-      <w:r>
-        <w:rPr>
-          <w:sz w:val="22"/>
-          <w:szCs w:val="22"/>
-        </w:rPr>
-        <w:t xml:space="preserve">DV: ln(price per 100g) for solids, ln(price per 100ml) for liquids — standardized unit pricing removes mechanical pack-size effects</w:t>
-      </w:r>
-    </w:p>
-    <w:p>
-      <w:pPr>
-        <w:pStyle w:val="ListParagraph"/>
-        <w:numPr>
-          <w:ilvl w:val="0"/>
-          <w:numId w:val="2"/>
-        </w:numPr>
-        <w:spacing w:after="80"/>
-      </w:pPr>
-      <w:r>
-        <w:rPr>
-          <w:sz w:val="22"/>
-          <w:szCs w:val="22"/>
-        </w:rPr>
-        <w:t xml:space="preserve">Model: ln(P/unit) = α + β1·is_branded + β2·is_premium + β3·is_high_recognition + β4·is_import + β5·is_house_brand + β6·ln(pack_size) + β7·pack_count + β8·has_health_claim + β9·has_freshness_claim + β10·name_length + γ·subcategory_FE + ε</w:t>
-      </w:r>
-    </w:p>
-    <w:p>
-      <w:pPr>
-        <w:pStyle w:val="ListParagraph"/>
-        <w:numPr>
-          <w:ilvl w:val="0"/>
-          <w:numId w:val="2"/>
-        </w:numPr>
-        <w:spacing w:after="80"/>
-      </w:pPr>
-      <w:r>
-        <w:rPr>
-          <w:sz w:val="22"/>
-          <w:szCs w:val="22"/>
-        </w:rPr>
-        <w:t xml:space="preserve">Estimation: pooled OLS, cluster-robust SE at subcategory level (40 clusters); Breusch-Pagan rejects homoskedasticity (p&lt;0.01)</w:t>
-      </w:r>
-    </w:p>
-    <w:p>
-      <w:pPr>
-        <w:pStyle w:val="ListParagraph"/>
-        <w:numPr>
-          <w:ilvl w:val="0"/>
-          <w:numId w:val="2"/>
-        </w:numPr>
-        <w:spacing w:after="80"/>
-      </w:pPr>
-      <w:r>
-        <w:rPr>
-          <w:sz w:val="22"/>
-          <w:szCs w:val="22"/>
-        </w:rPr>
-        <w:t xml:space="preserve">Effective sample: ~2,203 products; 40 subcategory FE absorb mean price differences</w:t>
-      </w:r>
-    </w:p>
-    <w:p>
-      <w:pPr>
-        <w:pStyle w:val="Heading2"/>
-      </w:pPr>
-      <w:r>
-        <w:t>3.3 Dual-Price Design</w:t>
-      </w:r>
-    </w:p>
-    <w:p>
-      <w:pPr>
-        <w:pStyle w:val="ListParagraph"/>
-        <w:numPr>
-          <w:ilvl w:val="0"/>
-          <w:numId w:val="2"/>
-        </w:numPr>
-        <w:spacing w:after="80"/>
-      </w:pPr>
-      <w:r>
-        <w:rPr>
-          <w:sz w:val="22"/>
-          <w:szCs w:val="22"/>
-        </w:rPr>
-        <w:t xml:space="preserve">Same specification estimated twice: Spec A (ln marked_price/unit) vs. Spec B (ln final_price/unit)</w:t>
-      </w:r>
-    </w:p>
-    <w:p>
-      <w:pPr>
-        <w:pStyle w:val="ListParagraph"/>
-        <w:numPr>
-          <w:ilvl w:val="0"/>
-          <w:numId w:val="2"/>
-        </w:numPr>
-        <w:spacing w:after="80"/>
-      </w:pPr>
-      <w:r>
-        <w:rPr>
-          <w:sz w:val="22"/>
-          <w:szCs w:val="22"/>
-        </w:rPr>
-        <w:t xml:space="preserve">If coefficient shrinks A→B: promotional erosion. If stable: premium survives. If grows: promotions amplify advantage</w:t>
-      </w:r>
-    </w:p>
-    <w:p>
-      <w:pPr>
-        <w:pStyle w:val="ListParagraph"/>
-        <w:numPr>
-          <w:ilvl w:val="0"/>
-          <w:numId w:val="2"/>
-        </w:numPr>
-        <w:spacing w:after="80"/>
-      </w:pPr>
-      <w:r>
-        <w:rPr>
-          <w:sz w:val="22"/>
-          <w:szCs w:val="22"/>
-        </w:rPr>
-        <w:t xml:space="preserve">Erosion metric: pct_erosion = (β_marked – β_final) / β_marked × 100</w:t>
-      </w:r>
-    </w:p>
-    <w:p>
-      <w:pPr>
-        <w:pStyle w:val="ListParagraph"/>
-        <w:numPr>
-          <w:ilvl w:val="0"/>
-          <w:numId w:val="2"/>
-        </w:numPr>
-        <w:spacing w:after="80"/>
-      </w:pPr>
-      <w:r>
-        <w:rPr>
-          <w:sz w:val="22"/>
-          <w:szCs w:val="22"/>
-        </w:rPr>
-        <w:t xml:space="preserve">Descriptive framing: documents price architecture, not causal mechanism (Varian 1997: versioning = strategic retailer choice)</w:t>
+        <w:t>3.5 Price Index Methodology</w:t>
+      </w:r>
+    </w:p>
+    <w:p>
+      <w:pPr>
+        <w:pStyle w:val="ListParagraph"/>
+        <w:numPr>
+          <w:ilvl w:val="0"/>
+          <w:numId w:val="2"/>
+        </w:numPr>
+        <w:spacing w:after="80"/>
+      </w:pPr>
+      <w:r>
+        <w:rPr>
+          <w:sz w:val="22"/>
+          <w:szCs w:val="22"/>
+        </w:rPr>
+        <w:t xml:space="preserve">Jevons index: chain-linked geometric mean of matched-product price relatives; base Dec 18, 2025 = 1.0</w:t>
+      </w:r>
+    </w:p>
+    <w:p>
+      <w:pPr>
+        <w:pStyle w:val="ListParagraph"/>
+        <w:numPr>
+          <w:ilvl w:val="0"/>
+          <w:numId w:val="2"/>
+        </w:numPr>
+        <w:spacing w:after="80"/>
+      </w:pPr>
+      <w:r>
+        <w:rPr>
+          <w:sz w:val="22"/>
+          <w:szCs w:val="22"/>
+        </w:rPr>
+        <w:t xml:space="preserve">Why not Laspeyres index: The Laspeyres index measures how much a fixed basket of goods (weighted by base-period expenditure shares) costs over time. It requires data on how much consumers spent on each product — web-scraped data contains only listed prices, no quantities or expenditure, making Laspeyres impossible to compute</w:t>
+      </w:r>
+    </w:p>
+    <w:p>
+      <w:pPr>
+        <w:pStyle w:val="ListParagraph"/>
+        <w:numPr>
+          <w:ilvl w:val="0"/>
+          <w:numId w:val="2"/>
+        </w:numPr>
+        <w:spacing w:after="80"/>
+      </w:pPr>
+      <w:r>
+        <w:rPr>
+          <w:sz w:val="22"/>
+          <w:szCs w:val="22"/>
+        </w:rPr>
+        <w:t xml:space="preserve">Why not Törnqvist index: The Törnqvist index is a superlative price index that weights price relatives by the average of base and current expenditure shares, accounting for consumer substitution. It requires the same expenditure data that Laspeyres does — information that web-scraped data does not contain</w:t>
+      </w:r>
+    </w:p>
+    <w:p>
+      <w:pPr>
+        <w:pStyle w:val="ListParagraph"/>
+        <w:numPr>
+          <w:ilvl w:val="0"/>
+          <w:numId w:val="2"/>
+        </w:numPr>
+        <w:spacing w:after="80"/>
+      </w:pPr>
+      <w:r>
+        <w:rPr>
+          <w:sz w:val="22"/>
+          <w:szCs w:val="22"/>
+        </w:rPr>
+        <w:t xml:space="preserve">Jevons = natural choice for price data without quantity weights (Cavallo 2017); geometric mean treats increases/decreases symmetrically</w:t>
       </w:r>
     </w:p>
     <w:p>
@@ -1836,6 +1726,192 @@
         <w:pStyle w:val="Heading2"/>
       </w:pPr>
       <w:r>
+        <w:t>4.1 Data Source, Collection, and Single-Retailer Design</w:t>
+      </w:r>
+    </w:p>
+    <w:p>
+      <w:pPr>
+        <w:pStyle w:val="ListParagraph"/>
+        <w:numPr>
+          <w:ilvl w:val="0"/>
+          <w:numId w:val="2"/>
+        </w:numPr>
+        <w:spacing w:after="80"/>
+      </w:pPr>
+      <w:r>
+        <w:rPr>
+          <w:sz w:val="22"/>
+          <w:szCs w:val="22"/>
+        </w:rPr>
+        <w:t xml:space="preserve">Source: Winmart.vn (Masan Group) — Vietnam’s largest modern grocery chain, mid-market positioning</w:t>
+      </w:r>
+    </w:p>
+    <w:p>
+      <w:pPr>
+        <w:pStyle w:val="ListParagraph"/>
+        <w:numPr>
+          <w:ilvl w:val="0"/>
+          <w:numId w:val="2"/>
+        </w:numPr>
+        <w:spacing w:after="80"/>
+      </w:pPr>
+      <w:r>
+        <w:rPr>
+          <w:sz w:val="22"/>
+          <w:szCs w:val="22"/>
+        </w:rPr>
+        <w:t xml:space="preserve">15 automated robots triggered daily via HTTP PUT; raw JSON → deduplication → standardized CSV</w:t>
+      </w:r>
+    </w:p>
+    <w:p>
+      <w:pPr>
+        <w:pStyle w:val="ListParagraph"/>
+        <w:numPr>
+          <w:ilvl w:val="0"/>
+          <w:numId w:val="2"/>
+        </w:numPr>
+        <w:spacing w:after="80"/>
+      </w:pPr>
+      <w:r>
+        <w:rPr>
+          <w:sz w:val="22"/>
+          <w:szCs w:val="22"/>
+        </w:rPr>
+        <w:t xml:space="preserve">Coverage: 10 parent categories, 40 subcategories, 2,286 unique products, 88 observation days (Dec 18, 2025 – mid-Mar 2026)</w:t>
+      </w:r>
+    </w:p>
+    <w:p>
+      <w:pPr>
+        <w:pStyle w:val="ListParagraph"/>
+        <w:numPr>
+          <w:ilvl w:val="0"/>
+          <w:numId w:val="2"/>
+        </w:numPr>
+        <w:spacing w:after="80"/>
+      </w:pPr>
+      <w:r>
+        <w:rPr>
+          <w:sz w:val="22"/>
+          <w:szCs w:val="22"/>
+        </w:rPr>
+        <w:t xml:space="preserve">Dual-price structure: marked_price (sticker) and final_price (checkout) captured per product per day; gap = observable promotional discount</w:t>
+      </w:r>
+    </w:p>
+    <w:p>
+      <w:pPr>
+        <w:pStyle w:val="ListParagraph"/>
+        <w:numPr>
+          <w:ilvl w:val="0"/>
+          <w:numId w:val="2"/>
+        </w:numPr>
+        <w:spacing w:after="80"/>
+      </w:pPr>
+      <w:r>
+        <w:rPr>
+          <w:sz w:val="22"/>
+          <w:szCs w:val="22"/>
+        </w:rPr>
+        <w:t xml:space="preserve">Single-retailer design: controls platform-level pricing, promotional calendar, logistics confounds; deliberate choice, not limitation (Schipmann &amp; Qaim, 2011)</w:t>
+      </w:r>
+    </w:p>
+    <w:p>
+      <w:pPr>
+        <w:pStyle w:val="Heading2"/>
+      </w:pPr>
+      <w:r>
+        <w:t>4.2 Data Limitations and Coverage</w:t>
+      </w:r>
+    </w:p>
+    <w:p>
+      <w:pPr>
+        <w:pStyle w:val="ListParagraph"/>
+        <w:numPr>
+          <w:ilvl w:val="0"/>
+          <w:numId w:val="2"/>
+        </w:numPr>
+        <w:spacing w:after="80"/>
+      </w:pPr>
+      <w:r>
+        <w:rPr>
+          <w:sz w:val="22"/>
+          <w:szCs w:val="22"/>
+        </w:rPr>
+        <w:t xml:space="preserve">Confectionary: 46-day cold start (added Feb 2, 2026); excluded from full-window temporal analyses; cross-sectional hedonic still valid via days_observed control</w:t>
+      </w:r>
+    </w:p>
+    <w:p>
+      <w:pPr>
+        <w:pStyle w:val="ListParagraph"/>
+        <w:numPr>
+          <w:ilvl w:val="0"/>
+          <w:numId w:val="2"/>
+        </w:numPr>
+        <w:spacing w:after="80"/>
+      </w:pPr>
+      <w:r>
+        <w:rPr>
+          <w:sz w:val="22"/>
+          <w:szCs w:val="22"/>
+        </w:rPr>
+        <w:t xml:space="preserve">Instant_food: 18-day Tet gap (Jan 31 – Feb 18); chain-linked index bridges gap but masks Tet-period pricing; no Tet claims for this category</w:t>
+      </w:r>
+    </w:p>
+    <w:p>
+      <w:pPr>
+        <w:pStyle w:val="ListParagraph"/>
+        <w:numPr>
+          <w:ilvl w:val="0"/>
+          <w:numId w:val="2"/>
+        </w:numPr>
+        <w:spacing w:after="80"/>
+      </w:pPr>
+      <w:r>
+        <w:rPr>
+          <w:sz w:val="22"/>
+          <w:szCs w:val="22"/>
+        </w:rPr>
+        <w:t xml:space="preserve">No formal Tet event study: the two most Tet-sensitive categories have incomplete data → would be indefensible</w:t>
+      </w:r>
+    </w:p>
+    <w:p>
+      <w:pPr>
+        <w:pStyle w:val="ListParagraph"/>
+        <w:numPr>
+          <w:ilvl w:val="0"/>
+          <w:numId w:val="2"/>
+        </w:numPr>
+        <w:spacing w:after="80"/>
+      </w:pPr>
+      <w:r>
+        <w:rPr>
+          <w:sz w:val="22"/>
+          <w:szCs w:val="22"/>
+        </w:rPr>
+        <w:t xml:space="preserve">Dynamic catalog: sparse product filter (days_observed ≥ 7) removes 83 products (3.6%); effective sample ≈ 2,203</w:t>
+      </w:r>
+    </w:p>
+    <w:p>
+      <w:pPr>
+        <w:pStyle w:val="ListParagraph"/>
+        <w:numPr>
+          <w:ilvl w:val="0"/>
+          <w:numId w:val="2"/>
+        </w:numPr>
+        <w:spacing w:after="80"/>
+      </w:pPr>
+      <w:r>
+        <w:rPr>
+          <w:sz w:val="22"/>
+          <w:szCs w:val="22"/>
+        </w:rPr>
+        <w:t xml:space="preserve">No transaction volumes: listed prices only; cannot compute demand elasticities or sales-weighted indices</w:t>
+      </w:r>
+    </w:p>
+    <w:p>
+      <w:pPr>
+        <w:pStyle w:val="Heading2"/>
+      </w:pPr>
+      <w:r>
         <w:t>4.3 Variable Definitions and Descriptive Statistics</w:t>
       </w:r>
     </w:p>
@@ -1853,6 +1929,150 @@
           <w:sz w:val="22"/>
           <w:szCs w:val="22"/>
         </w:rPr>
+        <w:t xml:space="preserve">9 features extracted via substring matching, regex, and keyword dictionaries from Vietnamese product names (src/nlp_features.py, 865 lines)</w:t>
+      </w:r>
+    </w:p>
+    <w:p>
+      <w:pPr>
+        <w:pStyle w:val="ListParagraph"/>
+        <w:numPr>
+          <w:ilvl w:val="0"/>
+          <w:numId w:val="2"/>
+        </w:numPr>
+        <w:spacing w:after="80"/>
+      </w:pPr>
+      <w:r>
+        <w:rPr>
+          <w:sz w:val="22"/>
+          <w:szCs w:val="22"/>
+        </w:rPr>
+        <w:t xml:space="preserve">is_branded: 310+ brand keywords → 1,581 branded (69.2%), 705 unbranded (30.8%)</w:t>
+      </w:r>
+    </w:p>
+    <w:p>
+      <w:pPr>
+        <w:pStyle w:val="ListParagraph"/>
+        <w:numPr>
+          <w:ilvl w:val="0"/>
+          <w:numId w:val="2"/>
+        </w:numPr>
+        <w:spacing w:after="80"/>
+      </w:pPr>
+      <w:r>
+        <w:rPr>
+          <w:sz w:val="22"/>
+          <w:szCs w:val="22"/>
+        </w:rPr>
+        <w:t xml:space="preserve">is_premium: branded AND above subcategory median final price → 452 products (19.8%)</w:t>
+      </w:r>
+    </w:p>
+    <w:p>
+      <w:pPr>
+        <w:pStyle w:val="ListParagraph"/>
+        <w:numPr>
+          <w:ilvl w:val="0"/>
+          <w:numId w:val="2"/>
+        </w:numPr>
+        <w:spacing w:after="80"/>
+      </w:pPr>
+      <w:r>
+        <w:rPr>
+          <w:sz w:val="22"/>
+          <w:szCs w:val="22"/>
+        </w:rPr>
+        <w:t xml:space="preserve">is_high_recognition: curated national-distribution brands (Vinamilk, Masan, Ajinomoto, etc.) → 709 products (31.0%)</w:t>
+      </w:r>
+    </w:p>
+    <w:p>
+      <w:pPr>
+        <w:pStyle w:val="ListParagraph"/>
+        <w:numPr>
+          <w:ilvl w:val="0"/>
+          <w:numId w:val="2"/>
+        </w:numPr>
+        <w:spacing w:after="80"/>
+      </w:pPr>
+      <w:r>
+        <w:rPr>
+          <w:sz w:val="22"/>
+          <w:szCs w:val="22"/>
+        </w:rPr>
+        <w:t xml:space="preserve">is_import: country-of-origin keywords in product names → 98 products (4.3%), concentrated in Fresh Produce (13.4%)</w:t>
+      </w:r>
+    </w:p>
+    <w:p>
+      <w:pPr>
+        <w:pStyle w:val="ListParagraph"/>
+        <w:numPr>
+          <w:ilvl w:val="0"/>
+          <w:numId w:val="2"/>
+        </w:numPr>
+        <w:spacing w:after="80"/>
+      </w:pPr>
+      <w:r>
+        <w:rPr>
+          <w:sz w:val="22"/>
+          <w:szCs w:val="22"/>
+        </w:rPr>
+        <w:t xml:space="preserve">is_house_brand: WinEco/WinMart private-label → 21 products (0.9%); most dramatic dual-price divergence despite small N</w:t>
+      </w:r>
+    </w:p>
+    <w:p>
+      <w:pPr>
+        <w:pStyle w:val="ListParagraph"/>
+        <w:numPr>
+          <w:ilvl w:val="0"/>
+          <w:numId w:val="2"/>
+        </w:numPr>
+        <w:spacing w:after="80"/>
+      </w:pPr>
+      <w:r>
+        <w:rPr>
+          <w:sz w:val="22"/>
+          <w:szCs w:val="22"/>
+        </w:rPr>
+        <w:t xml:space="preserve">has_health_claim / has_freshness_claim: credence keyword detection → 122 (5.3%) and 154 (6.7%) respectively</w:t>
+      </w:r>
+    </w:p>
+    <w:p>
+      <w:pPr>
+        <w:pStyle w:val="ListParagraph"/>
+        <w:numPr>
+          <w:ilvl w:val="0"/>
+          <w:numId w:val="2"/>
+        </w:numPr>
+        <w:spacing w:after="80"/>
+      </w:pPr>
+      <w:r>
+        <w:rPr>
+          <w:sz w:val="22"/>
+          <w:szCs w:val="22"/>
+        </w:rPr>
+        <w:t xml:space="preserve">ln_pack_size / pack_count: regex weight/volume extraction + multi-pack detection; log-transformed for economies of scale</w:t>
+      </w:r>
+    </w:p>
+    <w:p>
+      <w:pPr>
+        <w:pStyle w:val="Heading2"/>
+      </w:pPr>
+      <w:r>
+        <w:t>4.3 Variable Definitions and Descriptive Statistics</w:t>
+      </w:r>
+    </w:p>
+    <w:p>
+      <w:pPr>
+        <w:pStyle w:val="ListParagraph"/>
+        <w:numPr>
+          <w:ilvl w:val="0"/>
+          <w:numId w:val="2"/>
+        </w:numPr>
+        <w:spacing w:after="80"/>
+      </w:pPr>
+      <w:r>
+        <w:rPr>
+          <w:sz w:val="22"/>
+          <w:szCs w:val="22"/>
+        </w:rPr>
         <w:t xml:space="preserve">2,286 unique products across 10 categories, 40 subcategories; largest = Confectionary (n=583), smallest = Eggs &amp; Tofu (n=24)</w:t>
       </w:r>
     </w:p>
@@ -2582,6 +2802,158 @@
           <w:szCs w:val="22"/>
         </w:rPr>
         <w:t xml:space="preserve">Observational design: dual-price comparison is descriptive, not causal; IV approach with external quality rating = future work</w:t>
+      </w:r>
+    </w:p>
+    <w:p>
+      <w:pPr>
+        <w:pStyle w:val="Heading2"/>
+      </w:pPr>
+      <w:r>
+        <w:t>5.4 Conclusions</w:t>
+      </w:r>
+    </w:p>
+    <w:p>
+      <w:pPr>
+        <w:pStyle w:val="ListParagraph"/>
+        <w:numPr>
+          <w:ilvl w:val="0"/>
+          <w:numId w:val="2"/>
+        </w:numPr>
+        <w:spacing w:after="80"/>
+      </w:pPr>
+      <w:r>
+        <w:rPr>
+          <w:sz w:val="22"/>
+          <w:szCs w:val="22"/>
+        </w:rPr>
+        <w:t xml:space="preserve">Finding 1: Price-tier positioning is the dominant premium (43–44% markup, erosion −1.7%); brand name alone has NO significant premium</w:t>
+      </w:r>
+    </w:p>
+    <w:p>
+      <w:pPr>
+        <w:pStyle w:val="ListParagraph"/>
+        <w:numPr>
+          <w:ilvl w:val="0"/>
+          <w:numId w:val="2"/>
+        </w:numPr>
+        <w:spacing w:after="80"/>
+      </w:pPr>
+      <w:r>
+        <w:rPr>
+          <w:sz w:val="22"/>
+          <w:szCs w:val="22"/>
+        </w:rPr>
+        <w:t xml:space="preserve">Finding 2: Promotions selectively erode brand-name premiums (50.6%) but not price-tier; WinEco 476% amplification = sophisticated private-label strategy</w:t>
+      </w:r>
+    </w:p>
+    <w:p>
+      <w:pPr>
+        <w:pStyle w:val="ListParagraph"/>
+        <w:numPr>
+          <w:ilvl w:val="0"/>
+          <w:numId w:val="2"/>
+        </w:numPr>
+        <w:spacing w:after="80"/>
+      </w:pPr>
+      <w:r>
+        <w:rPr>
+          <w:sz w:val="22"/>
+          <w:szCs w:val="22"/>
+        </w:rPr>
+        <w:t xml:space="preserve">Finding 3: Attribute premiums vary by category — import +100% in fresh produce, −61% in processed food; health claims significant only where food-safety concern is highest</w:t>
+      </w:r>
+    </w:p>
+    <w:p>
+      <w:pPr>
+        <w:pStyle w:val="ListParagraph"/>
+        <w:numPr>
+          <w:ilvl w:val="0"/>
+          <w:numId w:val="2"/>
+        </w:numPr>
+        <w:spacing w:after="80"/>
+      </w:pPr>
+      <w:r>
+        <w:rPr>
+          <w:sz w:val="22"/>
+          <w:szCs w:val="22"/>
+        </w:rPr>
+        <w:t xml:space="preserve">Contribution: first hedonic decomposition in Vietnamese online grocery; novel dual-price design; Keller × Aaker brand typology operationalized</w:t>
+      </w:r>
+    </w:p>
+    <w:p>
+      <w:pPr>
+        <w:pStyle w:val="Heading2"/>
+      </w:pPr>
+      <w:r>
+        <w:t>5.5 Recommendations</w:t>
+      </w:r>
+    </w:p>
+    <w:p>
+      <w:pPr>
+        <w:pStyle w:val="ListParagraph"/>
+        <w:numPr>
+          <w:ilvl w:val="0"/>
+          <w:numId w:val="2"/>
+        </w:numPr>
+        <w:spacing w:after="80"/>
+      </w:pPr>
+      <w:r>
+        <w:rPr>
+          <w:sz w:val="22"/>
+          <w:szCs w:val="22"/>
+        </w:rPr>
+        <w:t xml:space="preserve">For consumers: price tier matters more than brand name; WinEco checkout discounts invisible at shelf — compare final prices</w:t>
+      </w:r>
+    </w:p>
+    <w:p>
+      <w:pPr>
+        <w:pStyle w:val="ListParagraph"/>
+        <w:numPr>
+          <w:ilvl w:val="0"/>
+          <w:numId w:val="2"/>
+        </w:numPr>
+        <w:spacing w:after="80"/>
+      </w:pPr>
+      <w:r>
+        <w:rPr>
+          <w:sz w:val="22"/>
+          <w:szCs w:val="22"/>
+        </w:rPr>
+        <w:t xml:space="preserve">For businesses: premium positioning protected through promo cycle; Household Giants are promo targets; WinEco dual-pricing = private-label template</w:t>
+      </w:r>
+    </w:p>
+    <w:p>
+      <w:pPr>
+        <w:pStyle w:val="ListParagraph"/>
+        <w:numPr>
+          <w:ilvl w:val="0"/>
+          <w:numId w:val="2"/>
+        </w:numPr>
+        <w:spacing w:after="80"/>
+      </w:pPr>
+      <w:r>
+        <w:rPr>
+          <w:sz w:val="22"/>
+          <w:szCs w:val="22"/>
+        </w:rPr>
+        <w:t xml:space="preserve">For public/policymakers: promo lever is penetration not depth — environment more stable than it appears; dual-pricing transparency question</w:t>
+      </w:r>
+    </w:p>
+    <w:p>
+      <w:pPr>
+        <w:pStyle w:val="ListParagraph"/>
+        <w:numPr>
+          <w:ilvl w:val="0"/>
+          <w:numId w:val="2"/>
+        </w:numPr>
+        <w:spacing w:after="80"/>
+      </w:pPr>
+      <w:r>
+        <w:rPr>
+          <w:sz w:val="22"/>
+          <w:szCs w:val="22"/>
+        </w:rPr>
+        <w:t xml:space="preserve">For future research: multi-retailer study; transaction volume data; IV for is_premium identification</w:t>
       </w:r>
     </w:p>
     <w:sectPr>
